--- a/pelihylly/downloads/pelihylly-tyopaketti.docx
+++ b/pelihylly/downloads/pelihylly-tyopaketti.docx
@@ -833,7 +833,7 @@
                 <w:sz w:val="19"/>
                 <w:szCs w:val="19"/>
               </w:rPr>
-              <w:t xml:space="preserve">B · Featuret</w:t>
+              <w:t xml:space="preserve">B · Ominaisuudet</w:t>
             </w:r>
           </w:p>
         </w:tc>
@@ -929,7 +929,7 @@
                 <w:sz w:val="19"/>
                 <w:szCs w:val="19"/>
               </w:rPr>
-              <w:t xml:space="preserve">B · Featuret</w:t>
+              <w:t xml:space="preserve">B · Ominaisuudet</w:t>
             </w:r>
           </w:p>
         </w:tc>
@@ -1025,7 +1025,7 @@
                 <w:sz w:val="19"/>
                 <w:szCs w:val="19"/>
               </w:rPr>
-              <w:t xml:space="preserve">B · Featuret</w:t>
+              <w:t xml:space="preserve">B · Ominaisuudet</w:t>
             </w:r>
           </w:p>
         </w:tc>
@@ -1121,7 +1121,7 @@
                 <w:sz w:val="19"/>
                 <w:szCs w:val="19"/>
               </w:rPr>
-              <w:t xml:space="preserve">B · Featuret</w:t>
+              <w:t xml:space="preserve">B · Ominaisuudet</w:t>
             </w:r>
           </w:p>
         </w:tc>
@@ -1217,7 +1217,7 @@
                 <w:sz w:val="19"/>
                 <w:szCs w:val="19"/>
               </w:rPr>
-              <w:t xml:space="preserve">B · Featuret</w:t>
+              <w:t xml:space="preserve">B · Ominaisuudet</w:t>
             </w:r>
           </w:p>
         </w:tc>
@@ -2331,7 +2331,7 @@
           <w:sz w:val="19"/>
           <w:szCs w:val="19"/>
         </w:rPr>
-        <w:t xml:space="preserve">Työnäyte Git-repositoryyn ennen rastia: Julkinen osoite, deploy-loki tai kuvakaappaus, k2-muistio ja tilannekatsausviesti project-docs/viestit.md-tiedostossa.</w:t>
+        <w:t xml:space="preserve">Työnäyte Git-repositoryyn ennen rastia: Julkinen osoite, julkaisuloki tai kuvakaappaus, k2-muistio ja tilannekatsausviesti project-docs/viestit.md-tiedostossa.</w:t>
       </w:r>
     </w:p>
     <w:p>
@@ -3741,7 +3741,7 @@
           <w:sz w:val="21"/>
           <w:szCs w:val="21"/>
         </w:rPr>
-        <w:t xml:space="preserve">Estävät virheet on korjattu ja uusintatestattu, v1.0 on tuotannossa asiakkaan osoitteessa tagattuna, ja julkaisutiedote on kirjoitettu asiakkaan kielellä.</w:t>
+        <w:t xml:space="preserve">Estävät virheet on korjattu ja uusintatestattu, v1.0 on tuotannossa asiakkaan osoitteessa tagilla merkittynä, ja julkaisutiedote on kirjoitettu asiakkaan kielellä.</w:t>
       </w:r>
     </w:p>
     <w:p>

--- a/pelihylly/downloads/pelihylly-tyopaketti.docx
+++ b/pelihylly/downloads/pelihylly-tyopaketti.docx
@@ -71,7 +71,7 @@
           <w:sz w:val="21"/>
           <w:szCs w:val="21"/>
         </w:rPr>
-        <w:t xml:space="preserve">Tämä paketti on aikataulu ja tarkistuslista tilanteisiin, joissa sivusto ei ole auki. Projektipäiväkirja kirjoitetaan sivustolla ja viedään repositoryn project-docs-kansioon. Rasti tässä vihossa ei ole palautus — työ on aina Git-repositoryssa.</w:t>
+        <w:t xml:space="preserve">Tämä paketti on aikataulu ja tarkistuslista tilanteisiin, joissa sivusto ei ole auki. Projektipäiväkirja kirjoitetaan sivustolla ja viedään repositoryn project-docs-kansioon. Rasti tässä vihossa ei ole palautus: työ on aina Git-repositoryssa.</w:t>
       </w:r>
     </w:p>
     <w:p>
@@ -99,7 +99,7 @@
           <w:sz w:val="21"/>
           <w:szCs w:val="21"/>
         </w:rPr>
-        <w:t xml:space="preserve">Viikot ovat työviikkoja opiskelijan omasta aloituksesta — paketissa ei ole kalenteripäivämääriä.</w:t>
+        <w:t xml:space="preserve">Viikot ovat työviikkoja opiskelijan omasta aloituksesta; paketissa ei ole kalenteripäivämääriä.</w:t>
       </w:r>
     </w:p>
     <w:p>
@@ -2022,7 +2022,7 @@
           <w:bCs/>
           <w:color w:val="5b21b6"/>
         </w:rPr>
-        <w:t xml:space="preserve">Vaihe A — Palvelun ydin: toimeksianto, suunnitelma ja julkaistu pelilista</w:t>
+        <w:t xml:space="preserve">Vaihe A – Palvelun ydin: toimeksianto, suunnitelma ja julkaistu pelilista</w:t>
       </w:r>
     </w:p>
     <w:p>
@@ -2036,7 +2036,7 @@
           <w:bCs/>
           <w:color w:val="5b21b6"/>
         </w:rPr>
-        <w:t xml:space="preserve">Työviikko 1 / 18 — Aloitus</w:t>
+        <w:t xml:space="preserve">Työviikko 1 / 18 – Aloitus</w:t>
       </w:r>
     </w:p>
     <w:p>
@@ -2051,7 +2051,7 @@
           <w:sz w:val="21"/>
           <w:szCs w:val="21"/>
         </w:rPr>
-        <w:t xml:space="preserve">Kehitysympäristö toimii, repository on olemassa julkisen repon pelisäännöillä, ja toimeksiannosta on kirjattu kysymyslista ohjaajalle — ensimmäinen commit on tehty.</w:t>
+        <w:t xml:space="preserve">Kehitysympäristö toimii, repository on olemassa julkisen repon pelisäännöillä, ja toimeksiannosta on kirjattu kysymyslista ohjaajalle; ensimmäinen commit on tehty.</w:t>
       </w:r>
     </w:p>
     <w:p>
@@ -2139,7 +2139,7 @@
           <w:bCs/>
           <w:color w:val="5b21b6"/>
         </w:rPr>
-        <w:t xml:space="preserve">Työviikko 2 / 18 — Suunnitelma ja tietomalli</w:t>
+        <w:t xml:space="preserve">Työviikko 2 / 18 – Suunnitelma ja tietomalli</w:t>
       </w:r>
     </w:p>
     <w:p>
@@ -2154,7 +2154,7 @@
           <w:sz w:val="21"/>
           <w:szCs w:val="21"/>
         </w:rPr>
-        <w:t xml:space="preserve">Tekninen suunnitelma on repositoryssa: priorisoidut käyttäjätarinat (P0/P1/P2), tietomalli, tietovarastovertailu, sivukartta ja rautalangat — ja P0 on pilkottu issueiksi työmääräarvioineen.</w:t>
+        <w:t xml:space="preserve">Tekninen suunnitelma on repositoryssa: priorisoidut käyttäjätarinat (P0/P1/P2), tietomalli, tietovarastovertailu, sivukartta ja rautalangat, ja P0 on pilkottu issueiksi työmääräarvioineen.</w:t>
       </w:r>
     </w:p>
     <w:p>
@@ -2178,7 +2178,7 @@
           <w:sz w:val="21"/>
           <w:szCs w:val="21"/>
         </w:rPr>
-        <w:t xml:space="preserve">☐  Piirrä tietomalli sekä sivukartta ja rautalangat keskeisistä näkymistä — profiilisivu tarkimmin.</w:t>
+        <w:t xml:space="preserve">☐  Piirrä tietomalli sekä sivukartta ja rautalangat keskeisistä näkymistä; profiilisivu tarkimmin.</w:t>
       </w:r>
     </w:p>
     <w:p>
@@ -2242,7 +2242,7 @@
           <w:bCs/>
           <w:color w:val="5b21b6"/>
         </w:rPr>
-        <w:t xml:space="preserve">Työviikko 3 / 18 — Julkaistu runko</w:t>
+        <w:t xml:space="preserve">Työviikko 3 / 18 – Julkaistu runko</w:t>
       </w:r>
     </w:p>
     <w:p>
@@ -2257,7 +2257,7 @@
           <w:sz w:val="21"/>
           <w:szCs w:val="21"/>
         </w:rPr>
-        <w:t xml:space="preserve">Reititetty React-runko ja Express + SQLite -perusta ovat julkaistuna oikeassa osoitteessa — tyhjä sivu tuotannossa ennen valmista sivua localhostissa.</w:t>
+        <w:t xml:space="preserve">Reititetty React-runko ja Express + SQLite -perusta ovat julkaistuna oikeassa osoitteessa: tyhjä sivu tuotannossa ennen valmista sivua localhostissa.</w:t>
       </w:r>
     </w:p>
     <w:p>
@@ -2345,7 +2345,7 @@
           <w:bCs/>
           <w:color w:val="5b21b6"/>
         </w:rPr>
-        <w:t xml:space="preserve">Työviikko 4 / 18 — Pelilista tietokannasta</w:t>
+        <w:t xml:space="preserve">Työviikko 4 / 18 – Pelilista tietokannasta</w:t>
       </w:r>
     </w:p>
     <w:p>
@@ -2360,7 +2360,7 @@
           <w:sz w:val="21"/>
           <w:szCs w:val="21"/>
         </w:rPr>
-        <w:t xml:space="preserve">Pelilista tulee SQLite-tietokannasta oman API:n kautta ja renderöityy komponentteina — myös virhetila on käsitelty.</w:t>
+        <w:t xml:space="preserve">Pelilista tulee SQLite-tietokannasta oman API:n kautta ja renderöityy komponentteina; myös virhetila on käsitelty.</w:t>
       </w:r>
     </w:p>
     <w:p>
@@ -2421,7 +2421,7 @@
           <w:sz w:val="19"/>
           <w:szCs w:val="19"/>
         </w:rPr>
-        <w:t xml:space="preserve">Valmis kun: Lista renderöityy tuotannossa tietokannan datasta; kun API on alhaalla, sivu näyttää virheilmoituksen eikä jää tyhjäksi — molemmista kuvakaappaus.</w:t>
+        <w:t xml:space="preserve">Valmis kun: Lista renderöityy tuotannossa tietokannan datasta; kun API on alhaalla, sivu näyttää virheilmoituksen eikä jää tyhjäksi; molemmista kuvakaappaus.</w:t>
       </w:r>
     </w:p>
     <w:p>
@@ -2448,7 +2448,7 @@
           <w:bCs/>
           <w:color w:val="5b21b6"/>
         </w:rPr>
-        <w:t xml:space="preserve">Työviikko 5 / 18 — Pelin lisäys ja validointi</w:t>
+        <w:t xml:space="preserve">Työviikko 5 / 18 – Pelin lisäys ja validointi</w:t>
       </w:r>
     </w:p>
     <w:p>
@@ -2463,7 +2463,7 @@
           <w:sz w:val="21"/>
           <w:szCs w:val="21"/>
         </w:rPr>
-        <w:t xml:space="preserve">Peli lisätään itse alusta rakennetulla lomakkeella tähtiarvioineen ja kommentteineen, ja syötteet validoidaan sekä selaimessa että palvelimella — virheviestit kentittäin.</w:t>
+        <w:t xml:space="preserve">Peli lisätään itse alusta rakennetulla lomakkeella tähtiarvioineen ja kommentteineen, ja syötteet validoidaan sekä selaimessa että palvelimella; virheviestit kentittäin.</w:t>
       </w:r>
     </w:p>
     <w:p>
@@ -2551,7 +2551,7 @@
           <w:bCs/>
           <w:color w:val="5b21b6"/>
         </w:rPr>
-        <w:t xml:space="preserve">Vaihe B — Tilat, käyttäjät, profiilit ja asiakaskatselmointi</w:t>
+        <w:t xml:space="preserve">Vaihe B – Tilat, käyttäjät, profiilit ja asiakaskatselmointi</w:t>
       </w:r>
     </w:p>
     <w:p>
@@ -2565,7 +2565,7 @@
           <w:bCs/>
           <w:color w:val="5b21b6"/>
         </w:rPr>
-        <w:t xml:space="preserve">Työviikko 6 / 18 — Tilat ja tilahistoria</w:t>
+        <w:t xml:space="preserve">Työviikko 6 / 18 – Tilat ja tilahistoria</w:t>
       </w:r>
     </w:p>
     <w:p>
@@ -2580,7 +2580,7 @@
           <w:sz w:val="21"/>
           <w:szCs w:val="21"/>
         </w:rPr>
-        <w:t xml:space="preserve">Pelin tila vaihdetaan yhdellä napilla, ja jokainen muutos kirjautuu automaattisesti tilahistoriaan — palvelun ydinlupaus toimii.</w:t>
+        <w:t xml:space="preserve">Pelin tila vaihdetaan yhdellä napilla, ja jokainen muutos kirjautuu automaattisesti tilahistoriaan; palvelun ydinlupaus toimii.</w:t>
       </w:r>
     </w:p>
     <w:p>
@@ -2641,7 +2641,7 @@
           <w:sz w:val="19"/>
           <w:szCs w:val="19"/>
         </w:rPr>
-        <w:t xml:space="preserve">Valmis kun: Tilan vaihto näkyy heti pelin sivulla, ja `status_history`-taulussa on rivi, jonka aikaleima ja vanha→uusi tila täsmäävät — suora tietokantakysely liitetty päiväkirjaan.</w:t>
+        <w:t xml:space="preserve">Valmis kun: Tilan vaihto näkyy heti pelin sivulla, ja `status_history`-taulussa on rivi, jonka aikaleima ja vanha→uusi tila täsmäävät; suora tietokantakysely liitetty päiväkirjaan.</w:t>
       </w:r>
     </w:p>
     <w:p>
@@ -2668,7 +2668,7 @@
           <w:bCs/>
           <w:color w:val="5b21b6"/>
         </w:rPr>
-        <w:t xml:space="preserve">Työviikko 7 / 18 — Käyttäjät ja kirjautuminen</w:t>
+        <w:t xml:space="preserve">Työviikko 7 / 18 – Käyttäjät ja kirjautuminen</w:t>
       </w:r>
     </w:p>
     <w:p>
@@ -2683,7 +2683,7 @@
           <w:sz w:val="21"/>
           <w:szCs w:val="21"/>
         </w:rPr>
-        <w:t xml:space="preserve">Rekisteröityminen ja kirjautuminen toimivat turvallisesti, ja vain kirjautunut käyttäjä voi muokata omia pelejään — todennettu myös API-tasolla.</w:t>
+        <w:t xml:space="preserve">Rekisteröityminen ja kirjautuminen toimivat turvallisesti, ja vain kirjautunut käyttäjä voi muokata omia pelejään; todennettu myös API-tasolla.</w:t>
       </w:r>
     </w:p>
     <w:p>
@@ -2771,7 +2771,7 @@
           <w:bCs/>
           <w:color w:val="5b21b6"/>
         </w:rPr>
-        <w:t xml:space="preserve">Työviikko 8 / 18 — Profiilisivu</w:t>
+        <w:t xml:space="preserve">Työviikko 8 / 18 – Profiilisivu</w:t>
       </w:r>
     </w:p>
     <w:p>
@@ -2874,7 +2874,7 @@
           <w:bCs/>
           <w:color w:val="5b21b6"/>
         </w:rPr>
-        <w:t xml:space="preserve">Työviikko 9 / 18 — Haku ja suodatus</w:t>
+        <w:t xml:space="preserve">Työviikko 9 / 18 – Haku ja suodatus</w:t>
       </w:r>
     </w:p>
     <w:p>
@@ -2977,7 +2977,7 @@
           <w:bCs/>
           <w:color w:val="5b21b6"/>
         </w:rPr>
-        <w:t xml:space="preserve">Työviikko 10 / 18 — Asiakaskatselmointi</w:t>
+        <w:t xml:space="preserve">Työviikko 10 / 18 – Asiakaskatselmointi</w:t>
       </w:r>
     </w:p>
     <w:p>
@@ -3080,7 +3080,7 @@
           <w:bCs/>
           <w:color w:val="5b21b6"/>
         </w:rPr>
-        <w:t xml:space="preserve">Vaihe C — Palautemuutos, saavutettavuus, testaus, laatu ja dokumentaatio</w:t>
+        <w:t xml:space="preserve">Vaihe C – Palautemuutos, saavutettavuus, testaus, laatu ja dokumentaatio</w:t>
       </w:r>
     </w:p>
     <w:p>
@@ -3094,7 +3094,7 @@
           <w:bCs/>
           <w:color w:val="5b21b6"/>
         </w:rPr>
-        <w:t xml:space="preserve">Työviikko 11 / 18 — Palautemuutos</w:t>
+        <w:t xml:space="preserve">Työviikko 11 / 18 – Palautemuutos</w:t>
       </w:r>
     </w:p>
     <w:p>
@@ -3109,7 +3109,7 @@
           <w:sz w:val="21"/>
           <w:szCs w:val="21"/>
         </w:rPr>
-        <w:t xml:space="preserve">Katselmoinnin tärkein muutos on toteutettu omassa haarassa ja yhdistetty pull requestilla pääversioon — ja suunnitelman työmääräarviot on päivitetty toteutunutta vasten.</w:t>
+        <w:t xml:space="preserve">Katselmoinnin tärkein muutos on toteutettu omassa haarassa ja yhdistetty pull requestilla pääversioon, ja suunnitelman työmääräarviot on päivitetty toteutunutta vasten.</w:t>
       </w:r>
     </w:p>
     <w:p>
@@ -3197,7 +3197,7 @@
           <w:bCs/>
           <w:color w:val="5b21b6"/>
         </w:rPr>
-        <w:t xml:space="preserve">Työviikko 12 / 18 — Responsiivisuus ja saavutettavuus</w:t>
+        <w:t xml:space="preserve">Työviikko 12 / 18 – Responsiivisuus ja saavutettavuus</w:t>
       </w:r>
     </w:p>
     <w:p>
@@ -3212,19 +3212,19 @@
           <w:sz w:val="21"/>
           <w:szCs w:val="21"/>
         </w:rPr>
-        <w:t xml:space="preserve">Palvelu toimii puhelimella ja pelkällä näppäimistöllä, ja Lighthouse-tulokset ennen ja jälkeen on kirjattu parannuksineen — CSS on omaa käsialaa.</w:t>
-      </w:r>
-    </w:p>
-    <w:p>
-      <w:pPr>
-        <w:spacing w:after="80" w:before="0"/>
-      </w:pPr>
-      <w:r>
-        <w:rPr>
-          <w:sz w:val="21"/>
-          <w:szCs w:val="21"/>
-        </w:rPr>
-        <w:t xml:space="preserve">☐  Päätä taitekohdat ja korjaa keskeiset näkymät mobiiliin — testaa oikealla laitteella.</w:t>
+        <w:t xml:space="preserve">Palvelu toimii puhelimella ja pelkällä näppäimistöllä, ja Lighthouse-tulokset ennen ja jälkeen on kirjattu parannuksineen; CSS on omaa käsialaa.</w:t>
+      </w:r>
+    </w:p>
+    <w:p>
+      <w:pPr>
+        <w:spacing w:after="80" w:before="0"/>
+      </w:pPr>
+      <w:r>
+        <w:rPr>
+          <w:sz w:val="21"/>
+          <w:szCs w:val="21"/>
+        </w:rPr>
+        <w:t xml:space="preserve">☐  Päätä taitekohdat ja korjaa keskeiset näkymät mobiiliin. Testaa oikealla laitteella.</w:t>
       </w:r>
     </w:p>
     <w:p>
@@ -3300,7 +3300,7 @@
           <w:bCs/>
           <w:color w:val="5b21b6"/>
         </w:rPr>
-        <w:t xml:space="preserve">Työviikko 13 / 18 — Testausviikko</w:t>
+        <w:t xml:space="preserve">Työviikko 13 / 18 – Testausviikko</w:t>
       </w:r>
     </w:p>
     <w:p>
@@ -3403,7 +3403,7 @@
           <w:bCs/>
           <w:color w:val="5b21b6"/>
         </w:rPr>
-        <w:t xml:space="preserve">Työviikko 14 / 18 — Laatuviikko</w:t>
+        <w:t xml:space="preserve">Työviikko 14 / 18 – Laatuviikko</w:t>
       </w:r>
     </w:p>
     <w:p>
@@ -3430,7 +3430,7 @@
           <w:sz w:val="21"/>
           <w:szCs w:val="21"/>
         </w:rPr>
-        <w:t xml:space="preserve">☐  Arvioi oma rakenne — komponenttien vastuut, moduulijako ja toisto — ja listaa refaktorointikohteet.</w:t>
+        <w:t xml:space="preserve">☐  Arvioi oma rakenne (komponenttien vastuut, moduulijako ja toisto) ja listaa refaktorointikohteet.</w:t>
       </w:r>
     </w:p>
     <w:p>
@@ -3506,7 +3506,7 @@
           <w:bCs/>
           <w:color w:val="5b21b6"/>
         </w:rPr>
-        <w:t xml:space="preserve">Työviikko 15 / 18 — Dokumentaatio</w:t>
+        <w:t xml:space="preserve">Työviikko 15 / 18 – Dokumentaatio</w:t>
       </w:r>
     </w:p>
     <w:p>
@@ -3521,7 +3521,7 @@
           <w:sz w:val="21"/>
           <w:szCs w:val="21"/>
         </w:rPr>
-        <w:t xml:space="preserve">Käyttöönotto-ohje ja dokumentaatio ovat niin valmiit, että ulkopuolinen saa palvelun käyntiin pelkän ohjeen avulla — todistettu omalla kuivaharjoituksella puhtaassa kansiossa.</w:t>
+        <w:t xml:space="preserve">Käyttöönotto-ohje ja dokumentaatio ovat niin valmiit, että ulkopuolinen saa palvelun käyntiin pelkän ohjeen avulla; todistettu omalla kuivaharjoituksella puhtaassa kansiossa.</w:t>
       </w:r>
     </w:p>
     <w:p>
@@ -3609,7 +3609,7 @@
           <w:bCs/>
           <w:color w:val="5b21b6"/>
         </w:rPr>
-        <w:t xml:space="preserve">Vaihe D — Julkaisuehdokas, v1.0 ja näyttö</w:t>
+        <w:t xml:space="preserve">Vaihe D – Julkaisuehdokas, v1.0 ja näyttö</w:t>
       </w:r>
     </w:p>
     <w:p>
@@ -3623,7 +3623,7 @@
           <w:bCs/>
           <w:color w:val="5b21b6"/>
         </w:rPr>
-        <w:t xml:space="preserve">Työviikko 16 / 18 — Julkaisuehdokas ja julkaisutestaus</w:t>
+        <w:t xml:space="preserve">Työviikko 16 / 18 – Julkaisuehdokas ja julkaisutestaus</w:t>
       </w:r>
     </w:p>
     <w:p>
@@ -3638,7 +3638,7 @@
           <w:sz w:val="21"/>
           <w:szCs w:val="21"/>
         </w:rPr>
-        <w:t xml:space="preserve">Sisältö on jäädytetty, julkaisuehdokas on julkaistu asiakkaan ympäristöön, ja ulkopuolinen testaaja on ottanut palvelun käyttöön pelkän kirjallisen ohjeen avulla — vain estävät virheet korjataan.</w:t>
+        <w:t xml:space="preserve">Sisältö on jäädytetty, julkaisuehdokas on julkaistu asiakkaan ympäristöön, ja ulkopuolinen testaaja on ottanut palvelun käyttöön pelkän kirjallisen ohjeen avulla; vain estävät virheet korjataan.</w:t>
       </w:r>
     </w:p>
     <w:p>
@@ -3699,7 +3699,7 @@
           <w:sz w:val="19"/>
           <w:szCs w:val="19"/>
         </w:rPr>
-        <w:t xml:space="preserve">Valmis kun: Testaaja rekisteröityi, lisäsi pelin ja vaihtoi tilan ilman suullista apua — tai jokainen epäröintikohta on kirjattu ja luokiteltu; RC-tag on repositoryssa ja estävien vikojen ketjut aloitettu.</w:t>
+        <w:t xml:space="preserve">Valmis kun: Testaaja rekisteröityi, lisäsi pelin ja vaihtoi tilan ilman suullista apua, tai jokainen epäröintikohta on kirjattu ja luokiteltu; RC-tag on repositoryssa ja estävien vikojen ketjut aloitettu.</w:t>
       </w:r>
     </w:p>
     <w:p>
@@ -3726,7 +3726,7 @@
           <w:bCs/>
           <w:color w:val="5b21b6"/>
         </w:rPr>
-        <w:t xml:space="preserve">Työviikko 17 / 18 — Julkaisu v1.0</w:t>
+        <w:t xml:space="preserve">Työviikko 17 / 18 – Julkaisu v1.0</w:t>
       </w:r>
     </w:p>
     <w:p>
@@ -3829,7 +3829,7 @@
           <w:bCs/>
           <w:color w:val="5b21b6"/>
         </w:rPr>
-        <w:t xml:space="preserve">Työviikko 18 / 18 — Näyttö</w:t>
+        <w:t xml:space="preserve">Työviikko 18 / 18 – Näyttö</w:t>
       </w:r>
     </w:p>
     <w:p>
@@ -3951,7 +3951,7 @@
           <w:sz w:val="21"/>
           <w:szCs w:val="21"/>
         </w:rPr>
-        <w:t xml:space="preserve">Päivä 1  ·  Sisältöjäädytys — viimeinen hyväksytty versio</w:t>
+        <w:t xml:space="preserve">Päivä 1  ·  Sisältöjäädytys – viimeinen hyväksytty versio</w:t>
       </w:r>
     </w:p>
     <w:p>
@@ -4026,7 +4026,7 @@
           <w:bCs/>
           <w:color w:val="5b21b6"/>
         </w:rPr>
-        <w:t xml:space="preserve">Näyttömatriisi — 32 osaamisvaatimusta</w:t>
+        <w:t xml:space="preserve">Näyttömatriisi – 32 osaamisvaatimusta</w:t>
       </w:r>
     </w:p>
     <w:p>
@@ -4065,127 +4065,127 @@
           <w:sz w:val="19"/>
           <w:szCs w:val="19"/>
         </w:rPr>
-        <w:t xml:space="preserve">☐  käyttää ohjelmointieditoria tai kehitysympäristöä — VS Code ja Viten kehityspalvelin käytössä koko projektin ajan; työkalutodennusten tulosteet työviikolta 1 ja kehittäjätyökalujen käyttö ketjukirjauksissa.</w:t>
-      </w:r>
-    </w:p>
-    <w:p>
-      <w:pPr>
-        <w:spacing w:after="60" w:before="0"/>
-      </w:pPr>
-      <w:r>
-        <w:rPr>
-          <w:sz w:val="19"/>
-          <w:szCs w:val="19"/>
-        </w:rPr>
-        <w:t xml:space="preserve">☐  etsii ja korjaa virheitä ohjelmakoodista — Virheenkorjausketju 1 aidosta bugista (ankkuri työviikko 8): syy jäljitetty kehittäjätyökaluilla ja verkkopyynnöistä, korjauscommit ja uusintatesti. Ketjut 2 ja 3 työviikoilla 13 ja 16.</w:t>
-      </w:r>
-    </w:p>
-    <w:p>
-      <w:pPr>
-        <w:spacing w:after="60" w:before="0"/>
-      </w:pPr>
-      <w:r>
-        <w:rPr>
-          <w:sz w:val="19"/>
-          <w:szCs w:val="19"/>
-        </w:rPr>
-        <w:t xml:space="preserve">☐  testaa ohjelman toimintoja — Testimatriisi, jossa on vähintään 12 tapausta kolmessa luokassa, odotettu tulos kirjattuna ennen ajoa ja uusintatestit korjausten jälkeen (työviikko 13).</w:t>
-      </w:r>
-    </w:p>
-    <w:p>
-      <w:pPr>
-        <w:spacing w:after="60" w:before="0"/>
-      </w:pPr>
-      <w:r>
-        <w:rPr>
-          <w:sz w:val="19"/>
-          <w:szCs w:val="19"/>
-        </w:rPr>
-        <w:t xml:space="preserve">☐  käyttää rakenteista ohjelmointia toteutuksissa — Komponenttijako PeliLista ja PeliKortti, oma fetch-hookki ja Express-reittien moduulijako työviikolla 4; syvennys refaktoroinnissa työviikolla 14.</w:t>
-      </w:r>
-    </w:p>
-    <w:p>
-      <w:pPr>
-        <w:spacing w:after="60" w:before="0"/>
-      </w:pPr>
-      <w:r>
-        <w:rPr>
-          <w:sz w:val="19"/>
-          <w:szCs w:val="19"/>
-        </w:rPr>
-        <w:t xml:space="preserve">☐  kirjoittaa ylläpidettävää ohjelmakoodia — Refaktorointicommit-sarja työviikolla 14: nimeäminen, toiston poisto ja vastuiden selkeytys — toiminta todistetusti ennallaan regressioajolla.</w:t>
-      </w:r>
-    </w:p>
-    <w:p>
-      <w:pPr>
-        <w:spacing w:after="60" w:before="0"/>
-      </w:pPr>
-      <w:r>
-        <w:rPr>
-          <w:sz w:val="19"/>
-          <w:szCs w:val="19"/>
-        </w:rPr>
-        <w:t xml:space="preserve">☐  tulkitsee suunnitelmia ja toteuttaa käyttöliittymän tai sen osia — Profiilisivu toteutettu työviikon 2 rautalangan mukaan; kuvakaappaus ja luonnos rinnakkain ja poikkeamat perusteltu (myös lomake työviikolla 5 ja responsiivisuus työviikolla 12).</w:t>
-      </w:r>
-    </w:p>
-    <w:p>
-      <w:pPr>
-        <w:spacing w:after="60" w:before="0"/>
-      </w:pPr>
-      <w:r>
-        <w:rPr>
-          <w:sz w:val="19"/>
-          <w:szCs w:val="19"/>
-        </w:rPr>
-        <w:t xml:space="preserve">☐  tulkitsee suunnitelmia ja toteuttaa ohjelmiston toimintoja — Tilanvaihto ja tilahistoria toteutettu käyttäjätarinan ja hyväksymiskriteerien mukaan työviikolla 6; kriteerit ja toteutus linkitetty issueen.</w:t>
-      </w:r>
-    </w:p>
-    <w:p>
-      <w:pPr>
-        <w:spacing w:after="60" w:before="0"/>
-      </w:pPr>
-      <w:r>
-        <w:rPr>
-          <w:sz w:val="19"/>
-          <w:szCs w:val="19"/>
-        </w:rPr>
-        <w:t xml:space="preserve">☐  sopii tehtävistä tiimin muiden jäsenten kanssa — Tehtävistä sopiminen ohjaajan kanssa työviikosta 2 alkaen; issue-taulu pitää tilanteen näkyvänä koko projektin ajan.</w:t>
-      </w:r>
-    </w:p>
-    <w:p>
-      <w:pPr>
-        <w:spacing w:after="60" w:before="0"/>
-      </w:pPr>
-      <w:r>
-        <w:rPr>
-          <w:sz w:val="19"/>
-          <w:szCs w:val="19"/>
-        </w:rPr>
-        <w:t xml:space="preserve">☐  etsii ratkaisuvaihtoehtoja ja ratkoo ongelmia yhdessä tiimin kanssa — Vertailumuistio istunto vastaan token omilla kriteereillä työviikolla 7; päätös tehty ja kirjattu yhdessä ohjaajan kanssa.</w:t>
-      </w:r>
-    </w:p>
-    <w:p>
-      <w:pPr>
-        <w:spacing w:after="60" w:before="0"/>
-      </w:pPr>
-      <w:r>
-        <w:rPr>
-          <w:sz w:val="19"/>
-          <w:szCs w:val="19"/>
-        </w:rPr>
-        <w:t xml:space="preserve">☐  arvioi ratkaisujen toimivuuden yhdessä tiimin kanssa — Asiakaskatselmointi työviikolla 10: täyttääkö toteutus käyttäjätarinat ja mitä muutetaan ennen v1.0:aa — priorisointi tehdään yhdessä.</w:t>
-      </w:r>
-    </w:p>
-    <w:p>
-      <w:pPr>
-        <w:spacing w:after="60" w:before="0"/>
-      </w:pPr>
-      <w:r>
-        <w:rPr>
-          <w:sz w:val="19"/>
-          <w:szCs w:val="19"/>
-        </w:rPr>
-        <w:t xml:space="preserve">☐  arvioi omaa toimintaa tiimin jäsenenä — Kirjallinen itsearvio työviikolla 18: mikä onnistui, missä tarvitsi apua ja mitä tekisi toisin — konkreettisin esimerkein.</w:t>
+        <w:t xml:space="preserve">☐  käyttää ohjelmointieditoria tai kehitysympäristöä – VS Code ja Viten kehityspalvelin käytössä koko projektin ajan; työkalutodennusten tulosteet työviikolta 1 ja kehittäjätyökalujen käyttö ketjukirjauksissa.</w:t>
+      </w:r>
+    </w:p>
+    <w:p>
+      <w:pPr>
+        <w:spacing w:after="60" w:before="0"/>
+      </w:pPr>
+      <w:r>
+        <w:rPr>
+          <w:sz w:val="19"/>
+          <w:szCs w:val="19"/>
+        </w:rPr>
+        <w:t xml:space="preserve">☐  etsii ja korjaa virheitä ohjelmakoodista – Virheenkorjausketju 1 aidosta bugista (ankkuri työviikko 8): syy jäljitetty kehittäjätyökaluilla ja verkkopyynnöistä, korjauscommit ja uusintatesti. Ketjut 2 ja 3 työviikoilla 13 ja 16.</w:t>
+      </w:r>
+    </w:p>
+    <w:p>
+      <w:pPr>
+        <w:spacing w:after="60" w:before="0"/>
+      </w:pPr>
+      <w:r>
+        <w:rPr>
+          <w:sz w:val="19"/>
+          <w:szCs w:val="19"/>
+        </w:rPr>
+        <w:t xml:space="preserve">☐  testaa ohjelman toimintoja – Testimatriisi, jossa on vähintään 12 tapausta kolmessa luokassa, odotettu tulos kirjattuna ennen ajoa ja uusintatestit korjausten jälkeen (työviikko 13).</w:t>
+      </w:r>
+    </w:p>
+    <w:p>
+      <w:pPr>
+        <w:spacing w:after="60" w:before="0"/>
+      </w:pPr>
+      <w:r>
+        <w:rPr>
+          <w:sz w:val="19"/>
+          <w:szCs w:val="19"/>
+        </w:rPr>
+        <w:t xml:space="preserve">☐  käyttää rakenteista ohjelmointia toteutuksissa – Komponenttijako PeliLista ja PeliKortti, oma fetch-hookki ja Express-reittien moduulijako työviikolla 4; syvennys refaktoroinnissa työviikolla 14.</w:t>
+      </w:r>
+    </w:p>
+    <w:p>
+      <w:pPr>
+        <w:spacing w:after="60" w:before="0"/>
+      </w:pPr>
+      <w:r>
+        <w:rPr>
+          <w:sz w:val="19"/>
+          <w:szCs w:val="19"/>
+        </w:rPr>
+        <w:t xml:space="preserve">☐  kirjoittaa ylläpidettävää ohjelmakoodia – Refaktorointicommit-sarja työviikolla 14: nimeäminen, toiston poisto ja vastuiden selkeytys; toiminta todistetusti ennallaan regressioajolla.</w:t>
+      </w:r>
+    </w:p>
+    <w:p>
+      <w:pPr>
+        <w:spacing w:after="60" w:before="0"/>
+      </w:pPr>
+      <w:r>
+        <w:rPr>
+          <w:sz w:val="19"/>
+          <w:szCs w:val="19"/>
+        </w:rPr>
+        <w:t xml:space="preserve">☐  tulkitsee suunnitelmia ja toteuttaa käyttöliittymän tai sen osia – Profiilisivu toteutettu työviikon 2 rautalangan mukaan; kuvakaappaus ja luonnos rinnakkain ja poikkeamat perusteltu (myös lomake työviikolla 5 ja responsiivisuus työviikolla 12).</w:t>
+      </w:r>
+    </w:p>
+    <w:p>
+      <w:pPr>
+        <w:spacing w:after="60" w:before="0"/>
+      </w:pPr>
+      <w:r>
+        <w:rPr>
+          <w:sz w:val="19"/>
+          <w:szCs w:val="19"/>
+        </w:rPr>
+        <w:t xml:space="preserve">☐  tulkitsee suunnitelmia ja toteuttaa ohjelmiston toimintoja – Tilanvaihto ja tilahistoria toteutettu käyttäjätarinan ja hyväksymiskriteerien mukaan työviikolla 6; kriteerit ja toteutus linkitetty issueen.</w:t>
+      </w:r>
+    </w:p>
+    <w:p>
+      <w:pPr>
+        <w:spacing w:after="60" w:before="0"/>
+      </w:pPr>
+      <w:r>
+        <w:rPr>
+          <w:sz w:val="19"/>
+          <w:szCs w:val="19"/>
+        </w:rPr>
+        <w:t xml:space="preserve">☐  sopii tehtävistä tiimin muiden jäsenten kanssa – Tehtävistä sopiminen ohjaajan kanssa työviikosta 2 alkaen; issue-taulu pitää tilanteen näkyvänä koko projektin ajan.</w:t>
+      </w:r>
+    </w:p>
+    <w:p>
+      <w:pPr>
+        <w:spacing w:after="60" w:before="0"/>
+      </w:pPr>
+      <w:r>
+        <w:rPr>
+          <w:sz w:val="19"/>
+          <w:szCs w:val="19"/>
+        </w:rPr>
+        <w:t xml:space="preserve">☐  etsii ratkaisuvaihtoehtoja ja ratkoo ongelmia yhdessä tiimin kanssa – Vertailumuistio istunto vastaan token omilla kriteereillä työviikolla 7; päätös tehty ja kirjattu yhdessä ohjaajan kanssa.</w:t>
+      </w:r>
+    </w:p>
+    <w:p>
+      <w:pPr>
+        <w:spacing w:after="60" w:before="0"/>
+      </w:pPr>
+      <w:r>
+        <w:rPr>
+          <w:sz w:val="19"/>
+          <w:szCs w:val="19"/>
+        </w:rPr>
+        <w:t xml:space="preserve">☐  arvioi ratkaisujen toimivuuden yhdessä tiimin kanssa – Asiakaskatselmointi työviikolla 10: täyttääkö toteutus käyttäjätarinat ja mitä muutetaan ennen v1.0:aa; priorisointi tehdään yhdessä.</w:t>
+      </w:r>
+    </w:p>
+    <w:p>
+      <w:pPr>
+        <w:spacing w:after="60" w:before="0"/>
+      </w:pPr>
+      <w:r>
+        <w:rPr>
+          <w:sz w:val="19"/>
+          <w:szCs w:val="19"/>
+        </w:rPr>
+        <w:t xml:space="preserve">☐  arvioi omaa toimintaa tiimin jäsenenä – Kirjallinen itsearvio työviikolla 18: mikä onnistui, missä tarvitsi apua ja mitä tekisi toisin, konkreettisin esimerkein.</w:t>
       </w:r>
     </w:p>
     <w:p>
@@ -4211,163 +4211,163 @@
           <w:sz w:val="19"/>
           <w:szCs w:val="19"/>
         </w:rPr>
-        <w:t xml:space="preserve">☐  selvittää kehitystiimin kanssa asiakkaan tarpeet — Toimeksiannon purku ja vähintään kahdeksan kysymyksen lista työviikolla 1; vastaukset kirjattu ja viety käyttäjätarinoiksi työviikolla 2.</w:t>
-      </w:r>
-    </w:p>
-    <w:p>
-      <w:pPr>
-        <w:spacing w:after="60" w:before="0"/>
-      </w:pPr>
-      <w:r>
-        <w:rPr>
-          <w:sz w:val="19"/>
-          <w:szCs w:val="19"/>
-        </w:rPr>
-        <w:t xml:space="preserve">☐  viestii tekniset asiat asiakaslähtöisesti — Tilannekatsaus asiakkaalle julkaistusta rungosta ilman jargonia työviikolla 3; jatkuu katselmoinnin yhteenvedossa (työviikko 10) ja julkaisutiedotteessa (työviikko 17).</w:t>
-      </w:r>
-    </w:p>
-    <w:p>
-      <w:pPr>
-        <w:spacing w:after="60" w:before="0"/>
-      </w:pPr>
-      <w:r>
-        <w:rPr>
-          <w:sz w:val="19"/>
-          <w:szCs w:val="19"/>
-        </w:rPr>
-        <w:t xml:space="preserve">☐  osallistuu version katselmointiin — Asiakaskatselmointi julkaistusta versiosta työviikolla 10: runko, asiakkaan omat sanat ja sovitut muutokset; toinen katselmointi on julkaisutestaus työviikolla 16.</w:t>
-      </w:r>
-    </w:p>
-    <w:p>
-      <w:pPr>
-        <w:spacing w:after="60" w:before="0"/>
-      </w:pPr>
-      <w:r>
-        <w:rPr>
-          <w:sz w:val="19"/>
-          <w:szCs w:val="19"/>
-        </w:rPr>
-        <w:t xml:space="preserve">☐  asettaa kehitystiimin kanssa toteutettavat toiminnot tärkeysjärjestykseen — Käyttäjätarinoiden P0-, P1- ja P2-priorisointi ohjaajan kanssa työviikolla 2; profiiliviestit tietoisesti P2:een.</w:t>
-      </w:r>
-    </w:p>
-    <w:p>
-      <w:pPr>
-        <w:spacing w:after="60" w:before="0"/>
-      </w:pPr>
-      <w:r>
-        <w:rPr>
-          <w:sz w:val="19"/>
-          <w:szCs w:val="19"/>
-        </w:rPr>
-        <w:t xml:space="preserve">☐  jakaa kehitystiimin kanssa toteutettavat toiminnot tehtäviksi — P0-tarinat pilkottu issueiksi työviikolla 2; issue-taulu työn ohjauksen välineenä koko projektin ajan.</w:t>
-      </w:r>
-    </w:p>
-    <w:p>
-      <w:pPr>
-        <w:spacing w:after="60" w:before="0"/>
-      </w:pPr>
-      <w:r>
-        <w:rPr>
-          <w:sz w:val="19"/>
-          <w:szCs w:val="19"/>
-        </w:rPr>
-        <w:t xml:space="preserve">☐  suunnittelee ja arvioi kehitystiimin kanssa tehtävien toteuttamista — Työmääräarviot issueissa työviikolla 2; arvio vastaan toteuma päivitetty suunnitelmaan työviikolla 11.</w:t>
-      </w:r>
-    </w:p>
-    <w:p>
-      <w:pPr>
-        <w:spacing w:after="60" w:before="0"/>
-      </w:pPr>
-      <w:r>
-        <w:rPr>
-          <w:sz w:val="19"/>
-          <w:szCs w:val="19"/>
-        </w:rPr>
-        <w:t xml:space="preserve">☐  kehittää ohjelmiston toimintalogiikkaa — Tilakone sallittuine siirtymineen ja historiakirjaus transaktiossa työviikolla 6; lisäksi omistajuustarkistukset (työviikko 7) ja suodatuslogiikka (työviikko 9).</w:t>
-      </w:r>
-    </w:p>
-    <w:p>
-      <w:pPr>
-        <w:spacing w:after="60" w:before="0"/>
-      </w:pPr>
-      <w:r>
-        <w:rPr>
-          <w:sz w:val="19"/>
-          <w:szCs w:val="19"/>
-        </w:rPr>
-        <w:t xml:space="preserve">☐  valitsee ohjelmistoon sopivan tietovaraston — Vertailu SQLite, JSON-tiedosto ja palvelintietokanta datan rakenteen, käyttötilanteen ja laajuuden perusteella — kirjattu perustelu suunnitelmassa työviikolla 2.</w:t>
-      </w:r>
-    </w:p>
-    <w:p>
-      <w:pPr>
-        <w:spacing w:after="60" w:before="0"/>
-      </w:pPr>
-      <w:r>
-        <w:rPr>
-          <w:sz w:val="19"/>
-          <w:szCs w:val="19"/>
-        </w:rPr>
-        <w:t xml:space="preserve">☐  toteuttaa yhteyden tietovarastoon — SQLite-yhteys Expressistä työviikolla 4: skeeman migraatio, siemendata sekä luku, lisäys ja muokkaus hallitusti; CRUD täydentyy työviikoilla 5–9.</w:t>
-      </w:r>
-    </w:p>
-    <w:p>
-      <w:pPr>
-        <w:spacing w:after="60" w:before="0"/>
-      </w:pPr>
-      <w:r>
-        <w:rPr>
-          <w:sz w:val="19"/>
-          <w:szCs w:val="19"/>
-        </w:rPr>
-        <w:t xml:space="preserve">☐  hyödyntää rajapintoja ja käsittelee tietoa — Oma REST-rajapinta työviikolla 5: POST validointeineen ja virhevastauksineen sekä frontin fetch-käsittely virhetiloineen; kyselyparametrit työviikolla 9.</w:t>
-      </w:r>
-    </w:p>
-    <w:p>
-      <w:pPr>
-        <w:spacing w:after="60" w:before="0"/>
-      </w:pPr>
-      <w:r>
-        <w:rPr>
-          <w:sz w:val="19"/>
-          <w:szCs w:val="19"/>
-        </w:rPr>
-        <w:t xml:space="preserve">☐  arvioi ohjelmiston tietoturvaa — Dokumentoitu tietoturva-arvio työviikolla 14: syötteet, salasanahashit, istunnot, tietojen näkyvyys, SQL-injektio ja XSS — riski, ratkaisu ja koodiviittaus (perusta työviikolla 7).</w:t>
-      </w:r>
-    </w:p>
-    <w:p>
-      <w:pPr>
-        <w:spacing w:after="60" w:before="0"/>
-      </w:pPr>
-      <w:r>
-        <w:rPr>
-          <w:sz w:val="19"/>
-          <w:szCs w:val="19"/>
-        </w:rPr>
-        <w:t xml:space="preserve">☐  käyttää versionhallintaa — Git koko projektin ajan: etärepository työviikosta 1, kuvaavat commitit ja feature-haarat vaiheesta B alkaen.</w:t>
-      </w:r>
-    </w:p>
-    <w:p>
-      <w:pPr>
-        <w:spacing w:after="60" w:before="0"/>
-      </w:pPr>
-      <w:r>
-        <w:rPr>
-          <w:sz w:val="19"/>
-          <w:szCs w:val="19"/>
-        </w:rPr>
-        <w:t xml:space="preserve">☐  liittää ohjelman osan olemassa olevaan versioon — Palautemuutos feature-haarassa ja pull request pääversioon työviikolla 11: kuvaus, itsekatselmointi, merge ja konfliktin ratkaisu.</w:t>
-      </w:r>
-    </w:p>
-    <w:p>
-      <w:pPr>
-        <w:spacing w:after="60" w:before="0"/>
-      </w:pPr>
-      <w:r>
-        <w:rPr>
-          <w:sz w:val="19"/>
-          <w:szCs w:val="19"/>
-        </w:rPr>
-        <w:t xml:space="preserve">☐  julkaisee ohjelman tuotantoympäristöön — v1.0 työviikolla 17: tuotantobuild, ympäristöasetukset, julkaisu valittuun pilviympäristöön, tagi ja savutesti — ensimmäinen julkaisu jo työviikolla 3.</w:t>
+        <w:t xml:space="preserve">☐  selvittää kehitystiimin kanssa asiakkaan tarpeet – Toimeksiannon purku ja vähintään kahdeksan kysymyksen lista työviikolla 1; vastaukset kirjattu ja viety käyttäjätarinoiksi työviikolla 2.</w:t>
+      </w:r>
+    </w:p>
+    <w:p>
+      <w:pPr>
+        <w:spacing w:after="60" w:before="0"/>
+      </w:pPr>
+      <w:r>
+        <w:rPr>
+          <w:sz w:val="19"/>
+          <w:szCs w:val="19"/>
+        </w:rPr>
+        <w:t xml:space="preserve">☐  viestii tekniset asiat asiakaslähtöisesti – Tilannekatsaus asiakkaalle julkaistusta rungosta ilman jargonia työviikolla 3; jatkuu katselmoinnin yhteenvedossa (työviikko 10) ja julkaisutiedotteessa (työviikko 17).</w:t>
+      </w:r>
+    </w:p>
+    <w:p>
+      <w:pPr>
+        <w:spacing w:after="60" w:before="0"/>
+      </w:pPr>
+      <w:r>
+        <w:rPr>
+          <w:sz w:val="19"/>
+          <w:szCs w:val="19"/>
+        </w:rPr>
+        <w:t xml:space="preserve">☐  osallistuu version katselmointiin – Asiakaskatselmointi julkaistusta versiosta työviikolla 10: runko, asiakkaan omat sanat ja sovitut muutokset; toinen katselmointi on julkaisutestaus työviikolla 16.</w:t>
+      </w:r>
+    </w:p>
+    <w:p>
+      <w:pPr>
+        <w:spacing w:after="60" w:before="0"/>
+      </w:pPr>
+      <w:r>
+        <w:rPr>
+          <w:sz w:val="19"/>
+          <w:szCs w:val="19"/>
+        </w:rPr>
+        <w:t xml:space="preserve">☐  asettaa kehitystiimin kanssa toteutettavat toiminnot tärkeysjärjestykseen – Käyttäjätarinoiden P0-, P1- ja P2-priorisointi ohjaajan kanssa työviikolla 2; profiiliviestit tietoisesti P2:een.</w:t>
+      </w:r>
+    </w:p>
+    <w:p>
+      <w:pPr>
+        <w:spacing w:after="60" w:before="0"/>
+      </w:pPr>
+      <w:r>
+        <w:rPr>
+          <w:sz w:val="19"/>
+          <w:szCs w:val="19"/>
+        </w:rPr>
+        <w:t xml:space="preserve">☐  jakaa kehitystiimin kanssa toteutettavat toiminnot tehtäviksi – P0-tarinat pilkottu issueiksi työviikolla 2; issue-taulu työn ohjauksen välineenä koko projektin ajan.</w:t>
+      </w:r>
+    </w:p>
+    <w:p>
+      <w:pPr>
+        <w:spacing w:after="60" w:before="0"/>
+      </w:pPr>
+      <w:r>
+        <w:rPr>
+          <w:sz w:val="19"/>
+          <w:szCs w:val="19"/>
+        </w:rPr>
+        <w:t xml:space="preserve">☐  suunnittelee ja arvioi kehitystiimin kanssa tehtävien toteuttamista – Työmääräarviot issueissa työviikolla 2; arvio vastaan toteuma päivitetty suunnitelmaan työviikolla 11.</w:t>
+      </w:r>
+    </w:p>
+    <w:p>
+      <w:pPr>
+        <w:spacing w:after="60" w:before="0"/>
+      </w:pPr>
+      <w:r>
+        <w:rPr>
+          <w:sz w:val="19"/>
+          <w:szCs w:val="19"/>
+        </w:rPr>
+        <w:t xml:space="preserve">☐  kehittää ohjelmiston toimintalogiikkaa – Tilakone sallittuine siirtymineen ja historiakirjaus transaktiossa työviikolla 6; lisäksi omistajuustarkistukset (työviikko 7) ja suodatuslogiikka (työviikko 9).</w:t>
+      </w:r>
+    </w:p>
+    <w:p>
+      <w:pPr>
+        <w:spacing w:after="60" w:before="0"/>
+      </w:pPr>
+      <w:r>
+        <w:rPr>
+          <w:sz w:val="19"/>
+          <w:szCs w:val="19"/>
+        </w:rPr>
+        <w:t xml:space="preserve">☐  valitsee ohjelmistoon sopivan tietovaraston – Vertailu SQLite, JSON-tiedosto ja palvelintietokanta datan rakenteen, käyttötilanteen ja laajuuden perusteella; kirjattu perustelu suunnitelmassa työviikolla 2.</w:t>
+      </w:r>
+    </w:p>
+    <w:p>
+      <w:pPr>
+        <w:spacing w:after="60" w:before="0"/>
+      </w:pPr>
+      <w:r>
+        <w:rPr>
+          <w:sz w:val="19"/>
+          <w:szCs w:val="19"/>
+        </w:rPr>
+        <w:t xml:space="preserve">☐  toteuttaa yhteyden tietovarastoon – SQLite-yhteys Expressistä työviikolla 4: skeeman migraatio, siemendata sekä luku, lisäys ja muokkaus hallitusti; CRUD täydentyy työviikoilla 5–9.</w:t>
+      </w:r>
+    </w:p>
+    <w:p>
+      <w:pPr>
+        <w:spacing w:after="60" w:before="0"/>
+      </w:pPr>
+      <w:r>
+        <w:rPr>
+          <w:sz w:val="19"/>
+          <w:szCs w:val="19"/>
+        </w:rPr>
+        <w:t xml:space="preserve">☐  hyödyntää rajapintoja ja käsittelee tietoa – Oma REST-rajapinta työviikolla 5: POST validointeineen ja virhevastauksineen sekä frontin fetch-käsittely virhetiloineen; kyselyparametrit työviikolla 9.</w:t>
+      </w:r>
+    </w:p>
+    <w:p>
+      <w:pPr>
+        <w:spacing w:after="60" w:before="0"/>
+      </w:pPr>
+      <w:r>
+        <w:rPr>
+          <w:sz w:val="19"/>
+          <w:szCs w:val="19"/>
+        </w:rPr>
+        <w:t xml:space="preserve">☐  arvioi ohjelmiston tietoturvaa – Dokumentoitu tietoturva-arvio työviikolla 14: syötteet, salasanahashit, istunnot, tietojen näkyvyys, SQL-injektio ja XSS; riski, ratkaisu ja koodiviittaus (perusta työviikolla 7).</w:t>
+      </w:r>
+    </w:p>
+    <w:p>
+      <w:pPr>
+        <w:spacing w:after="60" w:before="0"/>
+      </w:pPr>
+      <w:r>
+        <w:rPr>
+          <w:sz w:val="19"/>
+          <w:szCs w:val="19"/>
+        </w:rPr>
+        <w:t xml:space="preserve">☐  käyttää versionhallintaa – Git koko projektin ajan: etärepository työviikosta 1, kuvaavat commitit ja feature-haarat vaiheesta B alkaen.</w:t>
+      </w:r>
+    </w:p>
+    <w:p>
+      <w:pPr>
+        <w:spacing w:after="60" w:before="0"/>
+      </w:pPr>
+      <w:r>
+        <w:rPr>
+          <w:sz w:val="19"/>
+          <w:szCs w:val="19"/>
+        </w:rPr>
+        <w:t xml:space="preserve">☐  liittää ohjelman osan olemassa olevaan versioon – Palautemuutos feature-haarassa ja pull request pääversioon työviikolla 11: kuvaus, itsekatselmointi, merge ja konfliktin ratkaisu.</w:t>
+      </w:r>
+    </w:p>
+    <w:p>
+      <w:pPr>
+        <w:spacing w:after="60" w:before="0"/>
+      </w:pPr>
+      <w:r>
+        <w:rPr>
+          <w:sz w:val="19"/>
+          <w:szCs w:val="19"/>
+        </w:rPr>
+        <w:t xml:space="preserve">☐  julkaisee ohjelman tuotantoympäristöön – v1.0 työviikolla 17: tuotantobuild, ympäristöasetukset, julkaisu valittuun pilviympäristöön, tagi ja savutesti; ensimmäinen julkaisu jo työviikolla 3.</w:t>
       </w:r>
     </w:p>
     <w:p>
@@ -4393,79 +4393,79 @@
           <w:sz w:val="19"/>
           <w:szCs w:val="19"/>
         </w:rPr>
-        <w:t xml:space="preserve">☐  ottaa käyttöön ja konfiguroi ohjelmistokomponenttikirjaston käyttöön soveltuvan kehittämisympäristön — Vite- ja React-projektin luonti ja konfigurointi työviikolla 1; kehitys- ja tuotantoasetukset kuntoon työviikkoon 3 mennessä.</w:t>
-      </w:r>
-    </w:p>
-    <w:p>
-      <w:pPr>
-        <w:spacing w:after="60" w:before="0"/>
-      </w:pPr>
-      <w:r>
-        <w:rPr>
-          <w:sz w:val="19"/>
-          <w:szCs w:val="19"/>
-        </w:rPr>
-        <w:t xml:space="preserve">☐  selvittää ohjelmistokomponenttikirjaston tarjoamat mahdollisuudet ja rajoitteet — k2-muistio työviikolla 3: mitä React ratkaisee (komponentit, tila, renderöinti) ja mitä ei (reititys, palvelin, tietovarasto) — ja mitä siitä seuraa tälle projektille.</w:t>
-      </w:r>
-    </w:p>
-    <w:p>
-      <w:pPr>
-        <w:spacing w:after="60" w:before="0"/>
-      </w:pPr>
-      <w:r>
-        <w:rPr>
-          <w:sz w:val="19"/>
-          <w:szCs w:val="19"/>
-        </w:rPr>
-        <w:t xml:space="preserve">☐  käyttää ohjelmistokomponenttikirjaston tärkeimpiä toimintoja ja työkaluja — Profiilisivu työviikolla 8: komponentit, propsit, hookit (useState, useEffect ja oma hookki), reititysparametrit ja kirjautuneen tila contextilla (työviikko 7).</w:t>
-      </w:r>
-    </w:p>
-    <w:p>
-      <w:pPr>
-        <w:spacing w:after="60" w:before="0"/>
-      </w:pPr>
-      <w:r>
-        <w:rPr>
-          <w:sz w:val="19"/>
-          <w:szCs w:val="19"/>
-        </w:rPr>
-        <w:t xml:space="preserve">☐  tuo kehittämisympäristöön ulkoisia komponentteja — react-router työviikolla 3 ja toinen ulkoinen komponentti perusteltuna työviikolla 9: vertailu, konfigurointi ja riippuvuuden kirjaus dokumentaatioon.</w:t>
-      </w:r>
-    </w:p>
-    <w:p>
-      <w:pPr>
-        <w:spacing w:after="60" w:before="0"/>
-      </w:pPr>
-      <w:r>
-        <w:rPr>
-          <w:sz w:val="19"/>
-          <w:szCs w:val="19"/>
-        </w:rPr>
-        <w:t xml:space="preserve">☐  suunnittelee, toteuttaa ja testaa ohjelmiston ohjelmistokomponenttikirjastoa käyttäen — Kokonaisketju: komponenttirakenne ja vastuut suunniteltu työviikolla 2, toteutettu työviikoilla 3–12 ja testattu matriisilla työviikolla 13.</w:t>
-      </w:r>
-    </w:p>
-    <w:p>
-      <w:pPr>
-        <w:spacing w:after="60" w:before="0"/>
-      </w:pPr>
-      <w:r>
-        <w:rPr>
-          <w:sz w:val="19"/>
-          <w:szCs w:val="19"/>
-        </w:rPr>
-        <w:t xml:space="preserve">☐  julkaisee ohjelmiston asiakkaan ympäristöön — Viten tuotantobuild julkaisuehdokkaana asiakkaan ympäristöön julkaisutestausta varten työviikolla 16; v1.0 samaan osoitteeseen työviikolla 17.</w:t>
-      </w:r>
-    </w:p>
-    <w:p>
-      <w:pPr>
-        <w:spacing w:after="60" w:before="0"/>
-      </w:pPr>
-      <w:r>
-        <w:rPr>
-          <w:sz w:val="19"/>
-          <w:szCs w:val="19"/>
-        </w:rPr>
-        <w:t xml:space="preserve">☐  dokumentoi ohjelmiston sovitulla tavalla — README ja käyttöönotto-ohje työviikolla 15: asennus, käynnistys, riippuvuudet ja ympäristöasetukset — todistettu kuivaharjoituksella ja työviikon 16 ulkopuolisella testillä.</w:t>
+        <w:t xml:space="preserve">☐  ottaa käyttöön ja konfiguroi ohjelmistokomponenttikirjaston käyttöön soveltuvan kehittämisympäristön – Vite- ja React-projektin luonti ja konfigurointi työviikolla 1; kehitys- ja tuotantoasetukset kuntoon työviikkoon 3 mennessä.</w:t>
+      </w:r>
+    </w:p>
+    <w:p>
+      <w:pPr>
+        <w:spacing w:after="60" w:before="0"/>
+      </w:pPr>
+      <w:r>
+        <w:rPr>
+          <w:sz w:val="19"/>
+          <w:szCs w:val="19"/>
+        </w:rPr>
+        <w:t xml:space="preserve">☐  selvittää ohjelmistokomponenttikirjaston tarjoamat mahdollisuudet ja rajoitteet – k2-muistio työviikolla 3: mitä React ratkaisee (komponentit, tila, renderöinti) ja mitä ei (reititys, palvelin, tietovarasto), ja mitä siitä seuraa tälle projektille.</w:t>
+      </w:r>
+    </w:p>
+    <w:p>
+      <w:pPr>
+        <w:spacing w:after="60" w:before="0"/>
+      </w:pPr>
+      <w:r>
+        <w:rPr>
+          <w:sz w:val="19"/>
+          <w:szCs w:val="19"/>
+        </w:rPr>
+        <w:t xml:space="preserve">☐  käyttää ohjelmistokomponenttikirjaston tärkeimpiä toimintoja ja työkaluja – Profiilisivu työviikolla 8: komponentit, propsit, hookit (useState, useEffect ja oma hookki), reititysparametrit ja kirjautuneen tila contextilla (työviikko 7).</w:t>
+      </w:r>
+    </w:p>
+    <w:p>
+      <w:pPr>
+        <w:spacing w:after="60" w:before="0"/>
+      </w:pPr>
+      <w:r>
+        <w:rPr>
+          <w:sz w:val="19"/>
+          <w:szCs w:val="19"/>
+        </w:rPr>
+        <w:t xml:space="preserve">☐  tuo kehittämisympäristöön ulkoisia komponentteja – react-router työviikolla 3 ja toinen ulkoinen komponentti perusteltuna työviikolla 9: vertailu, konfigurointi ja riippuvuuden kirjaus dokumentaatioon.</w:t>
+      </w:r>
+    </w:p>
+    <w:p>
+      <w:pPr>
+        <w:spacing w:after="60" w:before="0"/>
+      </w:pPr>
+      <w:r>
+        <w:rPr>
+          <w:sz w:val="19"/>
+          <w:szCs w:val="19"/>
+        </w:rPr>
+        <w:t xml:space="preserve">☐  suunnittelee, toteuttaa ja testaa ohjelmiston ohjelmistokomponenttikirjastoa käyttäen – Kokonaisketju: komponenttirakenne ja vastuut suunniteltu työviikolla 2, toteutettu työviikoilla 3–12 ja testattu matriisilla työviikolla 13.</w:t>
+      </w:r>
+    </w:p>
+    <w:p>
+      <w:pPr>
+        <w:spacing w:after="60" w:before="0"/>
+      </w:pPr>
+      <w:r>
+        <w:rPr>
+          <w:sz w:val="19"/>
+          <w:szCs w:val="19"/>
+        </w:rPr>
+        <w:t xml:space="preserve">☐  julkaisee ohjelmiston asiakkaan ympäristöön – Viten tuotantobuild julkaisuehdokkaana asiakkaan ympäristöön julkaisutestausta varten työviikolla 16; v1.0 samaan osoitteeseen työviikolla 17.</w:t>
+      </w:r>
+    </w:p>
+    <w:p>
+      <w:pPr>
+        <w:spacing w:after="60" w:before="0"/>
+      </w:pPr>
+      <w:r>
+        <w:rPr>
+          <w:sz w:val="19"/>
+          <w:szCs w:val="19"/>
+        </w:rPr>
+        <w:t xml:space="preserve">☐  dokumentoi ohjelmiston sovitulla tavalla – README ja käyttöönotto-ohje työviikolla 15: asennus, käynnistys, riippuvuudet ja ympäristöasetukset; todistettu kuivaharjoituksella ja työviikon 16 ulkopuolisella testillä.</w:t>
       </w:r>
     </w:p>
     <w:p>

--- a/pelihylly/downloads/pelihylly-tyopaketti.docx
+++ b/pelihylly/downloads/pelihylly-tyopaketti.docx
@@ -2125,7 +2125,7 @@
           <w:sz w:val="19"/>
           <w:szCs w:val="19"/>
         </w:rPr>
-        <w:t xml:space="preserve">Työnäyte Git-repositoryyn ennen rastia: Repositoryn osoite, ensimmäisen commitin tunniste, työkalutodennusten tulosteet ja project-docs/kysymykset.md.</w:t>
+        <w:t xml:space="preserve">Työnäyte Git-repositoryyn ennen rastia: Näytä: Repositoryn osoite, ensimmäisen commitin tunniste, työkalutodennusten tulosteet ja project-docs/kysymykset.md.</w:t>
       </w:r>
     </w:p>
     <w:p>
@@ -2228,7 +2228,7 @@
           <w:sz w:val="19"/>
           <w:szCs w:val="19"/>
         </w:rPr>
-        <w:t xml:space="preserve">Työnäyte Git-repositoryyn ennen rastia: project-docs/suunnitelma.md, tietomallikaavio, rautalangat, issue-taulu arvioineen ja ohjaajan kirjallinen kuittaus P0-rajauksesta.</w:t>
+        <w:t xml:space="preserve">Työnäyte Git-repositoryyn ennen rastia: Näytä: project-docs/suunnitelma.md, tietomallikaavio, rautalangat, issue-taulu arvioineen ja ohjaajan kirjallinen kuittaus P0-rajauksesta.</w:t>
       </w:r>
     </w:p>
     <w:p>
@@ -2331,7 +2331,7 @@
           <w:sz w:val="19"/>
           <w:szCs w:val="19"/>
         </w:rPr>
-        <w:t xml:space="preserve">Työnäyte Git-repositoryyn ennen rastia: Julkinen osoite, julkaisuloki tai kuvakaappaus, k2-muistio ja tilannekatsausviesti project-docs/viestit.md-tiedostossa.</w:t>
+        <w:t xml:space="preserve">Työnäyte Git-repositoryyn ennen rastia: Näytä: Julkinen osoite, julkaisuloki tai kuvakaappaus, k2-muistio ja tilannekatsausviesti project-docs/viestit.md-tiedostossa.</w:t>
       </w:r>
     </w:p>
     <w:p>
@@ -2434,7 +2434,7 @@
           <w:sz w:val="19"/>
           <w:szCs w:val="19"/>
         </w:rPr>
-        <w:t xml:space="preserve">Työnäyte Git-repositoryyn ennen rastia: Commitit, kuvakaappaus normaali- ja virhetilasta sekä testikirjaukset T1–T2.</w:t>
+        <w:t xml:space="preserve">Työnäyte Git-repositoryyn ennen rastia: Näytä: Commitit, kuvakaappaus normaali- ja virhetilasta sekä testikirjaukset T1–T2.</w:t>
       </w:r>
     </w:p>
     <w:p>
@@ -2537,7 +2537,7 @@
           <w:sz w:val="19"/>
           <w:szCs w:val="19"/>
         </w:rPr>
-        <w:t xml:space="preserve">Työnäyte Git-repositoryyn ennen rastia: Commitit, validointisääntötaulukko, curl-tulosteet ja testikirjaukset T3–T5.</w:t>
+        <w:t xml:space="preserve">Työnäyte Git-repositoryyn ennen rastia: Näytä: Commitit, validointisääntötaulukko, curl-tulosteet ja testikirjaukset T3–T5.</w:t>
       </w:r>
     </w:p>
     <w:p>
@@ -2654,7 +2654,7 @@
           <w:sz w:val="19"/>
           <w:szCs w:val="19"/>
         </w:rPr>
-        <w:t xml:space="preserve">Työnäyte Git-repositoryyn ennen rastia: Commitit, siirtymätaulukko, sqlite3-kyselyn tuloste ennen ja jälkeen sekä T6.</w:t>
+        <w:t xml:space="preserve">Työnäyte Git-repositoryyn ennen rastia: Näytä: Commitit, siirtymätaulukko, sqlite3-kyselyn tuloste ennen ja jälkeen sekä T6.</w:t>
       </w:r>
     </w:p>
     <w:p>
@@ -2757,7 +2757,7 @@
           <w:sz w:val="19"/>
           <w:szCs w:val="19"/>
         </w:rPr>
-        <w:t xml:space="preserve">Työnäyte Git-repositoryyn ennen rastia: Vertailumuistio ohjaajan kommentilla, commitit, curl-tulosteet sekä T7–T8.</w:t>
+        <w:t xml:space="preserve">Työnäyte Git-repositoryyn ennen rastia: Näytä: Vertailumuistio ohjaajan kommentilla, commitit, curl-tulosteet sekä T7–T8.</w:t>
       </w:r>
     </w:p>
     <w:p>
@@ -2860,7 +2860,7 @@
           <w:sz w:val="19"/>
           <w:szCs w:val="19"/>
         </w:rPr>
-        <w:t xml:space="preserve">Työnäyte Git-repositoryyn ennen rastia: Kuvakaappaus ja rautalanka rinnakkain, commitit, tarkistuskyselyn tuloste, T9 sekä ketju 1:n kirjaus, jos aito bugi osui tälle viikolle.</w:t>
+        <w:t xml:space="preserve">Työnäyte Git-repositoryyn ennen rastia: Näytä: Kuvakaappaus ja rautalanka rinnakkain, commitit, tarkistuskyselyn tuloste, T9 sekä ketju 1:n kirjaus, jos aito bugi osui tälle viikolle.</w:t>
       </w:r>
     </w:p>
     <w:p>
@@ -2963,7 +2963,7 @@
           <w:sz w:val="19"/>
           <w:szCs w:val="19"/>
         </w:rPr>
-        <w:t xml:space="preserve">Työnäyte Git-repositoryyn ennen rastia: Commitit, perustelumuistio ulkoisesta komponentista, API-kutsun ja käyttöliittymän rinnakkaiset tulokset, T10–T11 sekä laajennuspäätöksen kriteerikirjaus.</w:t>
+        <w:t xml:space="preserve">Työnäyte Git-repositoryyn ennen rastia: Näytä: Commitit, perustelumuistio ulkoisesta komponentista, API-kutsun ja käyttöliittymän rinnakkaiset tulokset, T10–T11 sekä laajennuspäätöksen kriteerikirjaus.</w:t>
       </w:r>
     </w:p>
     <w:p>
@@ -3066,7 +3066,7 @@
           <w:sz w:val="19"/>
           <w:szCs w:val="19"/>
         </w:rPr>
-        <w:t xml:space="preserve">Työnäyte Git-repositoryyn ennen rastia: Katselmointimuistio (rooli, ajankohta ja lainaukset), päivitetty issue-taulu ja yhteenvetoviesti.</w:t>
+        <w:t xml:space="preserve">Työnäyte Git-repositoryyn ennen rastia: Näytä: Katselmointimuistio (rooli, ajankohta ja lainaukset), päivitetty issue-taulu ja yhteenvetoviesti.</w:t>
       </w:r>
     </w:p>
     <w:p>
@@ -3183,7 +3183,7 @@
           <w:sz w:val="19"/>
           <w:szCs w:val="19"/>
         </w:rPr>
-        <w:t xml:space="preserve">Työnäyte Git-repositoryyn ennen rastia: Pull requestin linkki ja commit-historia, suunnitelman diff kirjattuine kokoelmapäätöksineen sekä asiakasviesti.</w:t>
+        <w:t xml:space="preserve">Työnäyte Git-repositoryyn ennen rastia: Näytä: Pull requestin linkki ja commit-historia, suunnitelman diff kirjattuine kokoelmapäätöksineen sekä asiakasviesti.</w:t>
       </w:r>
     </w:p>
     <w:p>
@@ -3286,7 +3286,7 @@
           <w:sz w:val="19"/>
           <w:szCs w:val="19"/>
         </w:rPr>
-        <w:t xml:space="preserve">Työnäyte Git-repositoryyn ennen rastia: Kuvakaappaukset laitteelta, Lighthouse-raportit ennen ja jälkeen, commitit sekä T12.</w:t>
+        <w:t xml:space="preserve">Työnäyte Git-repositoryyn ennen rastia: Näytä: Kuvakaappaukset laitteelta, Lighthouse-raportit ennen ja jälkeen, commitit sekä T12.</w:t>
       </w:r>
     </w:p>
     <w:p>
@@ -3389,7 +3389,7 @@
           <w:sz w:val="19"/>
           <w:szCs w:val="19"/>
         </w:rPr>
-        <w:t xml:space="preserve">Työnäyte Git-repositoryyn ennen rastia: Testimatriisi tuloksineen, ketjukirjaukset ja korjauscommitit.</w:t>
+        <w:t xml:space="preserve">Työnäyte Git-repositoryyn ennen rastia: Näytä: Testimatriisi tuloksineen, ketjukirjaukset ja korjauscommitit.</w:t>
       </w:r>
     </w:p>
     <w:p>
@@ -3492,7 +3492,7 @@
           <w:sz w:val="19"/>
           <w:szCs w:val="19"/>
         </w:rPr>
-        <w:t xml:space="preserve">Työnäyte Git-repositoryyn ennen rastia: Commit-sarja, project-docs/tietoturva-arvio.md ja regressiokirjaus.</w:t>
+        <w:t xml:space="preserve">Työnäyte Git-repositoryyn ennen rastia: Näytä: Commit-sarja, project-docs/tietoturva-arvio.md ja regressiokirjaus.</w:t>
       </w:r>
     </w:p>
     <w:p>
@@ -3595,7 +3595,7 @@
           <w:sz w:val="19"/>
           <w:szCs w:val="19"/>
         </w:rPr>
-        <w:t xml:space="preserve">Työnäyte Git-repositoryyn ennen rastia: README ja project-docs/, .env.example sekä kuivaharjoituksen loki.</w:t>
+        <w:t xml:space="preserve">Työnäyte Git-repositoryyn ennen rastia: Näytä: README ja project-docs/, .env.example sekä kuivaharjoituksen loki.</w:t>
       </w:r>
     </w:p>
     <w:p>
@@ -3712,7 +3712,7 @@
           <w:sz w:val="19"/>
           <w:szCs w:val="19"/>
         </w:rPr>
-        <w:t xml:space="preserve">Työnäyte Git-repositoryyn ennen rastia: Julkaisuehdokkaan tagi, julkaisutestin pöytäkirja (rooli, ajankohta ja testaajan sanat), löydösten luokittelu ja ketju 3:n aloitus.</w:t>
+        <w:t xml:space="preserve">Työnäyte Git-repositoryyn ennen rastia: Näytä: Julkaisuehdokkaan tagi, julkaisutestin pöytäkirja (rooli, ajankohta ja testaajan sanat), löydösten luokittelu ja ketju 3:n aloitus.</w:t>
       </w:r>
     </w:p>
     <w:p>
@@ -3815,7 +3815,7 @@
           <w:sz w:val="19"/>
           <w:szCs w:val="19"/>
         </w:rPr>
-        <w:t xml:space="preserve">Työnäyte Git-repositoryyn ennen rastia: Tagi v1.0, tuotannon osoite, julkaisutiedote ja savutestikirjaus.</w:t>
+        <w:t xml:space="preserve">Työnäyte Git-repositoryyn ennen rastia: Näytä: Tagi v1.0, tuotannon osoite, julkaisutiedote ja savutestikirjaus.</w:t>
       </w:r>
     </w:p>
     <w:p>
@@ -3918,7 +3918,7 @@
           <w:sz w:val="19"/>
           <w:szCs w:val="19"/>
         </w:rPr>
-        <w:t xml:space="preserve">Työnäyte Git-repositoryyn ennen rastia: Täsmälinkitetty näyttömatriisi, itsearvio, demorunko ja luovutuskuittaus.</w:t>
+        <w:t xml:space="preserve">Työnäyte Git-repositoryyn ennen rastia: Näytä: Täsmälinkitetty näyttömatriisi, itsearvio, demorunko ja luovutuskuittaus.</w:t>
       </w:r>
     </w:p>
     <w:p>
@@ -4053,7 +4053,7 @@
           <w:bCs/>
           <w:color w:val="5b21b6"/>
         </w:rPr>
-        <w:t xml:space="preserve">Ohjelmointi · 11 vaatimusta</w:t>
+        <w:t xml:space="preserve">Ohjelmointi</w:t>
       </w:r>
     </w:p>
     <w:p>
@@ -4199,7 +4199,7 @@
           <w:bCs/>
           <w:color w:val="5b21b6"/>
         </w:rPr>
-        <w:t xml:space="preserve">Ohjelmistokehittäjänä toimiminen · 14 vaatimusta</w:t>
+        <w:t xml:space="preserve">Ohjelmistokehittäjänä toimiminen</w:t>
       </w:r>
     </w:p>
     <w:p>
@@ -4381,7 +4381,7 @@
           <w:bCs/>
           <w:color w:val="5b21b6"/>
         </w:rPr>
-        <w:t xml:space="preserve">Ohjelmiston toteuttaminen ohjelmistokomponenttikirjastolla · 7 vaatimusta</w:t>
+        <w:t xml:space="preserve">Ohjelmiston toteuttaminen ohjelmistokomponenttikirjastolla</w:t>
       </w:r>
     </w:p>
     <w:p>
